--- a/docs/report.docx
+++ b/docs/report.docx
@@ -13202,7 +13202,19 @@
         <w:t xml:space="preserve"> </w:t>
       </w:r>
       <w:r>
-        <w:t xml:space="preserve">在 3.12 环境运行 341 项，差异来自环境依赖，结论相同）。</w:t>
+        <w:t xml:space="preserve">在 3.12 环境同样收 377 项、371 通过 / 6 跳过 / 0 失败 —— 多出的一次 skip 是 3.12 环境没装</w:t>
+      </w:r>
+      <w:r>
+        <w:t xml:space="preserve"> </w:t>
+      </w:r>
+      <w:r>
+        <w:rPr>
+          <w:rStyle w:val="VerbatimChar"/>
+        </w:rPr>
+        <w:t xml:space="preserve">python-docx</w:t>
+      </w:r>
+      <w:r>
+        <w:t xml:space="preserve">，不是测试失效）。</w:t>
       </w:r>
     </w:p>
     <w:p>
@@ -17789,7 +17801,7 @@
         <w:rPr>
           <w:rStyle w:val="CommentTok"/>
         </w:rPr>
-        <w:t xml:space="preserve"># 341 项，0 失败</w:t>
+        <w:t xml:space="preserve"># 377 项，0 失败</w:t>
       </w:r>
       <w:r>
         <w:br/>
